--- a/docs/word/Supplier Portal - Deployment Guide on Azure.docx
+++ b/docs/word/Supplier Portal - Deployment Guide on Azure.docx
@@ -1734,7 +1734,7 @@
           <w:sz w:val="21"/>
           <w:szCs w:val="21"/>
         </w:rPr>
-        <w:t xml:space="preserve">Apply EF Core migrations for both contexts before first use (run from CI with the app user granted db_ddladmin, or generate an idempotent SQL script and run it against Azure SQL):</w:t>
+        <w:t xml:space="preserve">Apply EF Core migrations before first use (run from CI with the app user granted db_ddladmin, or generate an idempotent SQL script and run it against Azure SQL):</w:t>
       </w:r>
     </w:p>
     <w:p>
@@ -1762,20 +1762,6 @@
           <w:sz w:val="18"/>
           <w:szCs w:val="18"/>
         </w:rPr>
-        <w:t xml:space="preserve">dotnet ef database update --project src/SupplierPortal.Web --context LeasingDbContext</w:t>
-      </w:r>
-    </w:p>
-    <w:p>
-      <w:pPr>
-        <w:spacing w:after="100" w:line="276"/>
-      </w:pPr>
-      <w:r>
-        <w:rPr>
-          <w:rFonts w:ascii="Consolas" w:cs="Consolas" w:eastAsia="Consolas" w:hAnsi="Consolas"/>
-          <w:color w:val="1F3350"/>
-          <w:sz w:val="18"/>
-          <w:szCs w:val="18"/>
-        </w:rPr>
         <w:t xml:space="preserve"># or: dotnet ef migrations script --idempotent -o migrate.sql   (then run in Azure SQL)</w:t>
       </w:r>
     </w:p>
@@ -1790,7 +1776,7 @@
           <w:sz w:val="18"/>
           <w:szCs w:val="18"/>
         </w:rPr>
-        <w:t xml:space="preserve">In Internal mode the app seeds master data and migrates the leasing context at startup; ensure the runtime user has the needed rights, or pre-apply the scripts and grant only datareader/datawriter at runtime.</w:t>
+        <w:t xml:space="preserve">In Internal mode the app seeds master data at startup; ensure the runtime user has the needed rights, or pre-apply the scripts and grant only datareader/datawriter at runtime.</w:t>
       </w:r>
     </w:p>
     <w:p>

--- a/docs/word/Supplier Portal - Deployment Guide on Azure.docx
+++ b/docs/word/Supplier Portal - Deployment Guide on Azure.docx
@@ -356,7 +356,7 @@
                 <w:sz w:val="18"/>
                 <w:szCs w:val="18"/>
               </w:rPr>
-              <w:t xml:space="preserve">15 September 2026</w:t>
+              <w:t xml:space="preserve">16 September 2026</w:t>
             </w:r>
           </w:p>
         </w:tc>
@@ -496,7 +496,96 @@
           <w:sz w:val="18"/>
           <w:szCs w:val="18"/>
         </w:rPr>
-        <w:t xml:space="preserve">Recommended Azure services: Azure App Service (Linux or Windows) for the web tiers, Azure SQL Database, Azure Storage (Blob) for uploaded files, Microsoft Entra ID for SSO, an SMTP relay or Azure Communication Services for e-mail, Azure AI Document Intelligence for OCR, Application Insights for telemetry, and Azure Key Vault for secrets.</w:t>
+        <w:t xml:space="preserve">Recommended Azure services: Azure App Service (Linux or Windows) for the web tiers, Azure SQL Database, Azure Storage (Blob) for uploaded files, Microsoft Entra ID for SSO, Microsoft Graph (app-only) or an SMTP relay for e-mail, Azure AI Document Intelligence for OCR, Application Insights for telemetry, and Azure Key Vault for secrets.</w:t>
+      </w:r>
+    </w:p>
+    <w:p>
+      <w:pPr>
+        <w:pStyle w:val="Heading2"/>
+        <w:spacing w:after="90" w:before="200"/>
+      </w:pPr>
+      <w:r>
+        <w:rPr>
+          <w:rFonts w:ascii="Calibri" w:cs="Calibri" w:eastAsia="Calibri" w:hAnsi="Calibri"/>
+          <w:b/>
+          <w:bCs/>
+          <w:color w:val="274A7D"/>
+          <w:sz w:val="25"/>
+          <w:szCs w:val="25"/>
+        </w:rPr>
+        <w:t xml:space="preserve">1.1 Production topology (Dubai Investments)</w:t>
+      </w:r>
+    </w:p>
+    <w:p>
+      <w:pPr>
+        <w:pStyle w:val="ListParagraph"/>
+        <w:numPr>
+          <w:ilvl w:val="0"/>
+          <w:numId w:val="2"/>
+        </w:numPr>
+        <w:spacing w:after="60" w:line="264"/>
+      </w:pPr>
+      <w:r>
+        <w:rPr>
+          <w:rFonts w:ascii="Calibri" w:cs="Calibri" w:eastAsia="Calibri" w:hAnsi="Calibri"/>
+          <w:sz w:val="21"/>
+          <w:szCs w:val="21"/>
+        </w:rPr>
+        <w:t xml:space="preserve">Two web apps, each behind a private endpoint: the DI Supplier Portal (internal) and Partner Connect (the public self-service front-end).</w:t>
+      </w:r>
+    </w:p>
+    <w:p>
+      <w:pPr>
+        <w:pStyle w:val="ListParagraph"/>
+        <w:numPr>
+          <w:ilvl w:val="0"/>
+          <w:numId w:val="2"/>
+        </w:numPr>
+        <w:spacing w:after="60" w:line="264"/>
+      </w:pPr>
+      <w:r>
+        <w:rPr>
+          <w:rFonts w:ascii="Calibri" w:cs="Calibri" w:eastAsia="Calibri" w:hAnsi="Calibri"/>
+          <w:sz w:val="21"/>
+          <w:szCs w:val="21"/>
+        </w:rPr>
+        <w:t xml:space="preserve">One Azure SQL server with a private endpoint; public network access restricted to three fixed broadband lines.</w:t>
+      </w:r>
+    </w:p>
+    <w:p>
+      <w:pPr>
+        <w:pStyle w:val="ListParagraph"/>
+        <w:numPr>
+          <w:ilvl w:val="0"/>
+          <w:numId w:val="2"/>
+        </w:numPr>
+        <w:spacing w:after="60" w:line="264"/>
+      </w:pPr>
+      <w:r>
+        <w:rPr>
+          <w:rFonts w:ascii="Calibri" w:cs="Calibri" w:eastAsia="Calibri" w:hAnsi="Calibri"/>
+          <w:sz w:val="21"/>
+          <w:szCs w:val="21"/>
+        </w:rPr>
+        <w:t xml:space="preserve">Blob storage: one public storage account (network-restricted) and one with a private endpoint.</w:t>
+      </w:r>
+    </w:p>
+    <w:p>
+      <w:pPr>
+        <w:pStyle w:val="ListParagraph"/>
+        <w:numPr>
+          <w:ilvl w:val="0"/>
+          <w:numId w:val="2"/>
+        </w:numPr>
+        <w:spacing w:after="60" w:line="264"/>
+      </w:pPr>
+      <w:r>
+        <w:rPr>
+          <w:rFonts w:ascii="Calibri" w:cs="Calibri" w:eastAsia="Calibri" w:hAnsi="Calibri"/>
+          <w:sz w:val="21"/>
+          <w:szCs w:val="21"/>
+        </w:rPr>
+        <w:t xml:space="preserve">Two Entra app registrations: TS-AI-Supplierportal for SSO sign-in, and disupplierportalemail for Microsoft Graph app-only mail; the mailing app is restricted to the allowed sender mailbox by an Exchange Online Application Access Policy. See the Configuration Document's 'Environment Provisioning Steps' for the identifiers (secrets live in Key Vault only).</w:t>
       </w:r>
     </w:p>
     <w:p>
@@ -774,7 +863,7 @@
           <w:sz w:val="21"/>
           <w:szCs w:val="21"/>
         </w:rPr>
-        <w:t xml:space="preserve">Create a Storage account; the app auto-creates a private container named 'userfiles'. Capture the connection string for BlobStorage:ConnectionString.</w:t>
+        <w:t xml:space="preserve">Create a Storage account; the app authenticates with a connection string only and auto-creates a private container named 'userfiles' (no anonymous access). Capture the connection string for BlobStorage:ConnectionString (store in Key Vault).</w:t>
       </w:r>
     </w:p>
     <w:p>
@@ -792,7 +881,25 @@
           <w:sz w:val="21"/>
           <w:szCs w:val="21"/>
         </w:rPr>
-        <w:t xml:space="preserve">If BlobStorage:ConnectionString is left blank, files are stored in the database instead (works but grows the DB).</w:t>
+        <w:t xml:space="preserve">With a private endpoint and public access restricted, the web app must reach &lt;account&gt;.blob.core.windows.net over the private endpoint (VNet integration + private DNS).</w:t>
+      </w:r>
+    </w:p>
+    <w:p>
+      <w:pPr>
+        <w:pStyle w:val="ListParagraph"/>
+        <w:numPr>
+          <w:ilvl w:val="0"/>
+          <w:numId w:val="2"/>
+        </w:numPr>
+        <w:spacing w:after="60" w:line="264"/>
+      </w:pPr>
+      <w:r>
+        <w:rPr>
+          <w:rFonts w:ascii="Calibri" w:cs="Calibri" w:eastAsia="Calibri" w:hAnsi="Calibri"/>
+          <w:sz w:val="21"/>
+          <w:szCs w:val="21"/>
+        </w:rPr>
+        <w:t xml:space="preserve">If BlobStorage:ConnectionString is left blank or unreachable, files fall back to the database / disk (works but grows the DB); the app does not fail.</w:t>
       </w:r>
     </w:p>
     <w:p>
@@ -825,7 +932,7 @@
           <w:sz w:val="21"/>
           <w:szCs w:val="21"/>
         </w:rPr>
-        <w:t xml:space="preserve">Azure SQL Database does not support SQL Server Database Mail (sp_send_dbmail). You MUST configure SMTP so notification and OTP e-mails work:</w:t>
+        <w:t xml:space="preserve">Azure SQL Database does not support SQL Server Database Mail (sp_send_dbmail). Configure Microsoft Graph (recommended) or SMTP so notification and OTP e-mails work; EmailDispatcher prefers Graph when Email:Graph is set, then SMTP, then Database Mail:</w:t>
       </w:r>
     </w:p>
     <w:p>
@@ -843,7 +950,7 @@
           <w:sz w:val="21"/>
           <w:szCs w:val="21"/>
         </w:rPr>
-        <w:t xml:space="preserve">Set Email:Smtp:Host / Port / EnableSsl / User / Password / From. Use Microsoft 365 SMTP, an SMTP relay, or Azure Communication Services Email (with a verified sender domain) exposed through an SMTP-compatible relay.</w:t>
+        <w:t xml:space="preserve">Microsoft Graph (app-only): register a mailing app, grant Mail.Send application permission, and restrict it to the allowed sender mailbox with an Exchange Online Application Access Policy. Set Email:Graph:TenantId / ClientId / ClientSecret (Key Vault) / SenderUpn. Preferred for Azure.</w:t>
       </w:r>
     </w:p>
     <w:p>
@@ -861,7 +968,84 @@
           <w:sz w:val="21"/>
           <w:szCs w:val="21"/>
         </w:rPr>
-        <w:t xml:space="preserve">Leaving Email:Smtp:Host blank on Azure SQL means e-mails (including supplier OTP) will fail.</w:t>
+        <w:t xml:space="preserve">SMTP alternative: set Email:Smtp:Host / Port / EnableSsl / User / Password / From (Microsoft 365 SMTP, an SMTP relay, or Azure Communication Services Email through an SMTP-compatible relay).</w:t>
+      </w:r>
+    </w:p>
+    <w:p>
+      <w:pPr>
+        <w:pStyle w:val="ListParagraph"/>
+        <w:numPr>
+          <w:ilvl w:val="0"/>
+          <w:numId w:val="2"/>
+        </w:numPr>
+        <w:spacing w:after="60" w:line="264"/>
+      </w:pPr>
+      <w:r>
+        <w:rPr>
+          <w:rFonts w:ascii="Calibri" w:cs="Calibri" w:eastAsia="Calibri" w:hAnsi="Calibri"/>
+          <w:sz w:val="21"/>
+          <w:szCs w:val="21"/>
+        </w:rPr>
+        <w:t xml:space="preserve">With neither Graph nor SMTP configured on Azure SQL, e-mails (including supplier OTP) will fail (Database Mail is unavailable).</w:t>
+      </w:r>
+    </w:p>
+    <w:p>
+      <w:pPr>
+        <w:pStyle w:val="Heading3"/>
+        <w:spacing w:after="70" w:before="150"/>
+      </w:pPr>
+      <w:r>
+        <w:rPr>
+          <w:rFonts w:ascii="Calibri" w:cs="Calibri" w:eastAsia="Calibri" w:hAnsi="Calibri"/>
+          <w:b/>
+          <w:bCs/>
+          <w:color w:val="274A7D"/>
+          <w:sz w:val="22"/>
+          <w:szCs w:val="22"/>
+        </w:rPr>
+        <w:t xml:space="preserve">Exchange Online sender restriction (Graph)</w:t>
+      </w:r>
+    </w:p>
+    <w:p>
+      <w:pPr>
+        <w:spacing w:after="100" w:line="276"/>
+      </w:pPr>
+      <w:r>
+        <w:rPr>
+          <w:rFonts w:ascii="Consolas" w:cs="Consolas" w:eastAsia="Consolas" w:hAnsi="Consolas"/>
+          <w:color w:val="1F3350"/>
+          <w:sz w:val="18"/>
+          <w:szCs w:val="18"/>
+        </w:rPr>
+        <w:t xml:space="preserve">New-DistributionGroup -Name "partnerconnectallowedsenders" -Type Security -Members &lt;allowed-sender-mailbox&gt;</w:t>
+      </w:r>
+    </w:p>
+    <w:p>
+      <w:pPr>
+        <w:spacing w:after="100" w:line="276"/>
+      </w:pPr>
+      <w:r>
+        <w:rPr>
+          <w:rFonts w:ascii="Consolas" w:cs="Consolas" w:eastAsia="Consolas" w:hAnsi="Consolas"/>
+          <w:color w:val="1F3350"/>
+          <w:sz w:val="18"/>
+          <w:szCs w:val="18"/>
+        </w:rPr>
+        <w:t xml:space="preserve">New-ApplicationAccessPolicy -AppId &lt;mailing-app-client-id&gt; -PolicyScopeGroupId &lt;group&gt;@&lt;tenant&gt;.onmicrosoft.com -AccessRight RestrictAccess -Description "Restrict app to allowed sender mailbox only"</w:t>
+      </w:r>
+    </w:p>
+    <w:p>
+      <w:pPr>
+        <w:spacing w:after="120" w:line="276"/>
+      </w:pPr>
+      <w:r>
+        <w:rPr>
+          <w:rFonts w:ascii="Calibri" w:cs="Calibri" w:eastAsia="Calibri" w:hAnsi="Calibri"/>
+          <w:color w:val="6B7280"/>
+          <w:sz w:val="18"/>
+          <w:szCs w:val="18"/>
+        </w:rPr>
+        <w:t xml:space="preserve">A 403 ErrorAccessDenied at send time means the policy excludes the sender (or has not propagated, up to ~30 min) — the policy working / mis-scoped, not a code bug.</w:t>
       </w:r>
     </w:p>
     <w:p>
@@ -878,7 +1062,7 @@
           <w:sz w:val="25"/>
           <w:szCs w:val="25"/>
         </w:rPr>
-        <w:t xml:space="preserve">3.4 Entra ID (SSO, optional)</w:t>
+        <w:t xml:space="preserve">3.4 Entra ID (SSO)</w:t>
       </w:r>
     </w:p>
     <w:p>
@@ -896,7 +1080,7 @@
           <w:sz w:val="21"/>
           <w:szCs w:val="21"/>
         </w:rPr>
-        <w:t xml:space="preserve">Register the application; add the redirect URIs matching Auth:Entra:CallbackPath and SignedOutCallbackPath. Record TenantId, ClientId and a client secret.</w:t>
+        <w:t xml:space="preserve">Register the SSO application; add the redirect URI matching Auth:Entra:CallbackPath (…/signin-oidc) and SignedOutCallbackPath. Record TenantId, ClientId and a client secret (Key Vault).</w:t>
       </w:r>
     </w:p>
     <w:p>
@@ -914,7 +1098,7 @@
           <w:sz w:val="21"/>
           <w:szCs w:val="21"/>
         </w:rPr>
-        <w:t xml:space="preserve">Set Auth:Mode=Sso and the Auth:Entra:* values to enable SSO; otherwise keep local/AD sign-in.</w:t>
+        <w:t xml:space="preserve">Set Auth:Mode=Sso and the Auth:Entra:* values to enable SSO; otherwise keep local/AD sign-in. The mailing app (3.3) is a separate registration from the SSO app.</w:t>
       </w:r>
     </w:p>
     <w:p>
@@ -1318,7 +1502,7 @@
                 <w:sz w:val="18"/>
                 <w:szCs w:val="18"/>
               </w:rPr>
-              <w:t xml:space="preserve">Email__Smtp__Host / __User / __Password / __From</w:t>
+              <w:t xml:space="preserve">Email__Graph__TenantId / __ClientId / __SenderUpn</w:t>
             </w:r>
           </w:p>
         </w:tc>
@@ -1345,7 +1529,121 @@
                 <w:sz w:val="18"/>
                 <w:szCs w:val="18"/>
               </w:rPr>
-              <w:t xml:space="preserve">(SMTP relay values)</w:t>
+              <w:t xml:space="preserve">(Graph mailing app + sender mailbox)</w:t>
+            </w:r>
+          </w:p>
+        </w:tc>
+      </w:tr>
+      <w:tr>
+        <w:tc>
+          <w:tcPr>
+            <w:tcW w:type="dxa" w:w="4200"/>
+            <w:shd w:fill="F1F4F9" w:color="auto" w:val="clear"/>
+            <w:tcMar>
+              <w:top w:type="dxa" w:w="40"/>
+              <w:left w:type="dxa" w:w="70"/>
+              <w:bottom w:type="dxa" w:w="40"/>
+              <w:right w:type="dxa" w:w="70"/>
+            </w:tcMar>
+          </w:tcPr>
+          <w:p>
+            <w:pPr>
+              <w:spacing w:after="0" w:line="240"/>
+            </w:pPr>
+            <w:r>
+              <w:rPr>
+                <w:rFonts w:ascii="Calibri" w:cs="Calibri" w:eastAsia="Calibri" w:hAnsi="Calibri"/>
+                <w:b w:val="false"/>
+                <w:bCs w:val="false"/>
+                <w:color w:val="22303F"/>
+                <w:sz w:val="18"/>
+                <w:szCs w:val="18"/>
+              </w:rPr>
+              <w:t xml:space="preserve">Email__Graph__ClientSecret</w:t>
+            </w:r>
+          </w:p>
+        </w:tc>
+        <w:tc>
+          <w:tcPr>
+            <w:tcW w:type="dxa" w:w="5300"/>
+            <w:shd w:fill="F1F4F9" w:color="auto" w:val="clear"/>
+            <w:tcMar>
+              <w:top w:type="dxa" w:w="40"/>
+              <w:left w:type="dxa" w:w="70"/>
+              <w:bottom w:type="dxa" w:w="40"/>
+              <w:right w:type="dxa" w:w="70"/>
+            </w:tcMar>
+          </w:tcPr>
+          <w:p>
+            <w:pPr>
+              <w:spacing w:after="0" w:line="240"/>
+            </w:pPr>
+            <w:r>
+              <w:rPr>
+                <w:rFonts w:ascii="Calibri" w:cs="Calibri" w:eastAsia="Calibri" w:hAnsi="Calibri"/>
+                <w:b w:val="false"/>
+                <w:bCs w:val="false"/>
+                <w:color w:val="22303F"/>
+                <w:sz w:val="18"/>
+                <w:szCs w:val="18"/>
+              </w:rPr>
+              <w:t xml:space="preserve">(Key Vault reference)</w:t>
+            </w:r>
+          </w:p>
+        </w:tc>
+      </w:tr>
+      <w:tr>
+        <w:tc>
+          <w:tcPr>
+            <w:tcW w:type="dxa" w:w="4200"/>
+            <w:tcMar>
+              <w:top w:type="dxa" w:w="40"/>
+              <w:left w:type="dxa" w:w="70"/>
+              <w:bottom w:type="dxa" w:w="40"/>
+              <w:right w:type="dxa" w:w="70"/>
+            </w:tcMar>
+          </w:tcPr>
+          <w:p>
+            <w:pPr>
+              <w:spacing w:after="0" w:line="240"/>
+            </w:pPr>
+            <w:r>
+              <w:rPr>
+                <w:rFonts w:ascii="Calibri" w:cs="Calibri" w:eastAsia="Calibri" w:hAnsi="Calibri"/>
+                <w:b w:val="false"/>
+                <w:bCs w:val="false"/>
+                <w:color w:val="22303F"/>
+                <w:sz w:val="18"/>
+                <w:szCs w:val="18"/>
+              </w:rPr>
+              <w:t xml:space="preserve">Email__Smtp__Host / __User / __Password / __From</w:t>
+            </w:r>
+          </w:p>
+        </w:tc>
+        <w:tc>
+          <w:tcPr>
+            <w:tcW w:type="dxa" w:w="5300"/>
+            <w:tcMar>
+              <w:top w:type="dxa" w:w="40"/>
+              <w:left w:type="dxa" w:w="70"/>
+              <w:bottom w:type="dxa" w:w="40"/>
+              <w:right w:type="dxa" w:w="70"/>
+            </w:tcMar>
+          </w:tcPr>
+          <w:p>
+            <w:pPr>
+              <w:spacing w:after="0" w:line="240"/>
+            </w:pPr>
+            <w:r>
+              <w:rPr>
+                <w:rFonts w:ascii="Calibri" w:cs="Calibri" w:eastAsia="Calibri" w:hAnsi="Calibri"/>
+                <w:b w:val="false"/>
+                <w:bCs w:val="false"/>
+                <w:color w:val="22303F"/>
+                <w:sz w:val="18"/>
+                <w:szCs w:val="18"/>
+              </w:rPr>
+              <w:t xml:space="preserve">(SMTP relay values — only if not using Graph)</w:t>
             </w:r>
           </w:p>
         </w:tc>
@@ -1900,7 +2198,7 @@
           <w:sz w:val="21"/>
           <w:szCs w:val="21"/>
         </w:rPr>
-        <w:t xml:space="preserve">Register a test supplier; send a self-service notification; confirm the e-mail is delivered (SMTP).</w:t>
+        <w:t xml:space="preserve">Register a test supplier; send a self-service notification; confirm the e-mail is delivered (Graph or SMTP). A 403 on Graph send indicates the Application Access Policy excludes the sender.</w:t>
       </w:r>
     </w:p>
     <w:p>
@@ -2025,7 +2323,7 @@
           <w:sz w:val="21"/>
           <w:szCs w:val="21"/>
         </w:rPr>
-        <w:t xml:space="preserve">Secrets: rotate SQL, SMTP, OCR, Entra and API signing secrets periodically; never commit them.</w:t>
+        <w:t xml:space="preserve">Secrets: rotate SQL, Graph/SMTP, OCR, Entra and API signing secrets periodically; never commit them. Prefer a certificate over a client secret for the Graph mailing app.</w:t>
       </w:r>
     </w:p>
     <w:p>

--- a/docs/word/Supplier Portal - Deployment Guide on Azure.docx
+++ b/docs/word/Supplier Portal - Deployment Guide on Azure.docx
@@ -356,7 +356,7 @@
                 <w:sz w:val="18"/>
                 <w:szCs w:val="18"/>
               </w:rPr>
-              <w:t xml:space="preserve">16 September 2026</w:t>
+              <w:t xml:space="preserve">17 September 2026</w:t>
             </w:r>
           </w:p>
         </w:tc>
@@ -1787,7 +1787,7 @@
                 <w:sz w:val="18"/>
                 <w:szCs w:val="18"/>
               </w:rPr>
-              <w:t xml:space="preserve">Ocr__Endpoint / Ocr__ApiKey</w:t>
+              <w:t xml:space="preserve">Auth__AllowSelfRegistration</w:t>
             </w:r>
           </w:p>
         </w:tc>
@@ -1815,7 +1815,7 @@
                 <w:sz w:val="18"/>
                 <w:szCs w:val="18"/>
               </w:rPr>
-              <w:t xml:space="preserve">(Document Intelligence)</w:t>
+              <w:t xml:space="preserve">false (default — keeps the public /account/register page disabled; accounts are created by administrators)</w:t>
             </w:r>
           </w:p>
         </w:tc>
@@ -1844,7 +1844,7 @@
                 <w:sz w:val="18"/>
                 <w:szCs w:val="18"/>
               </w:rPr>
-              <w:t xml:space="preserve">Deployment__Mode</w:t>
+              <w:t xml:space="preserve">Ocr__Endpoint / Ocr__ApiKey</w:t>
             </w:r>
           </w:p>
         </w:tc>
@@ -1871,7 +1871,7 @@
                 <w:sz w:val="18"/>
                 <w:szCs w:val="18"/>
               </w:rPr>
-              <w:t xml:space="preserve">Internal (or Dmz for the public front-end)</w:t>
+              <w:t xml:space="preserve">(Document Intelligence)</w:t>
             </w:r>
           </w:p>
         </w:tc>
@@ -1901,7 +1901,7 @@
                 <w:sz w:val="18"/>
                 <w:szCs w:val="18"/>
               </w:rPr>
-              <w:t xml:space="preserve">SelfService__PortalUrl / __InternalUrl</w:t>
+              <w:t xml:space="preserve">Reports__SchedulerEnabled</w:t>
             </w:r>
           </w:p>
         </w:tc>
@@ -1929,7 +1929,7 @@
                 <w:sz w:val="18"/>
                 <w:szCs w:val="18"/>
               </w:rPr>
-              <w:t xml:space="preserve">(public / internal base URLs)</w:t>
+              <w:t xml:space="preserve">true (run scheduled reports); optional Reports__PollSeconds (default 60, min 15) and Reports__TimeZone (default Asia/Dubai)</w:t>
             </w:r>
           </w:p>
         </w:tc>
@@ -1958,6 +1958,177 @@
                 <w:sz w:val="18"/>
                 <w:szCs w:val="18"/>
               </w:rPr>
+              <w:t xml:space="preserve">BreakGlass__Enabled</w:t>
+            </w:r>
+          </w:p>
+        </w:tc>
+        <w:tc>
+          <w:tcPr>
+            <w:tcW w:type="dxa" w:w="5300"/>
+            <w:tcMar>
+              <w:top w:type="dxa" w:w="40"/>
+              <w:left w:type="dxa" w:w="70"/>
+              <w:bottom w:type="dxa" w:w="40"/>
+              <w:right w:type="dxa" w:w="70"/>
+            </w:tcMar>
+          </w:tcPr>
+          <w:p>
+            <w:pPr>
+              <w:spacing w:after="0" w:line="240"/>
+            </w:pPr>
+            <w:r>
+              <w:rPr>
+                <w:rFonts w:ascii="Calibri" w:cs="Calibri" w:eastAsia="Calibri" w:hAnsi="Calibri"/>
+                <w:b w:val="false"/>
+                <w:bCs w:val="false"/>
+                <w:color w:val="22303F"/>
+                <w:sz w:val="18"/>
+                <w:szCs w:val="18"/>
+              </w:rPr>
+              <w:t xml:space="preserve">true to allow emergency access (secret is set in-app; App_Data must be writable/persisted)</w:t>
+            </w:r>
+          </w:p>
+        </w:tc>
+      </w:tr>
+      <w:tr>
+        <w:tc>
+          <w:tcPr>
+            <w:tcW w:type="dxa" w:w="4200"/>
+            <w:shd w:fill="F1F4F9" w:color="auto" w:val="clear"/>
+            <w:tcMar>
+              <w:top w:type="dxa" w:w="40"/>
+              <w:left w:type="dxa" w:w="70"/>
+              <w:bottom w:type="dxa" w:w="40"/>
+              <w:right w:type="dxa" w:w="70"/>
+            </w:tcMar>
+          </w:tcPr>
+          <w:p>
+            <w:pPr>
+              <w:spacing w:after="0" w:line="240"/>
+            </w:pPr>
+            <w:r>
+              <w:rPr>
+                <w:rFonts w:ascii="Calibri" w:cs="Calibri" w:eastAsia="Calibri" w:hAnsi="Calibri"/>
+                <w:b w:val="false"/>
+                <w:bCs w:val="false"/>
+                <w:color w:val="22303F"/>
+                <w:sz w:val="18"/>
+                <w:szCs w:val="18"/>
+              </w:rPr>
+              <w:t xml:space="preserve">Deployment__Mode</w:t>
+            </w:r>
+          </w:p>
+        </w:tc>
+        <w:tc>
+          <w:tcPr>
+            <w:tcW w:type="dxa" w:w="5300"/>
+            <w:shd w:fill="F1F4F9" w:color="auto" w:val="clear"/>
+            <w:tcMar>
+              <w:top w:type="dxa" w:w="40"/>
+              <w:left w:type="dxa" w:w="70"/>
+              <w:bottom w:type="dxa" w:w="40"/>
+              <w:right w:type="dxa" w:w="70"/>
+            </w:tcMar>
+          </w:tcPr>
+          <w:p>
+            <w:pPr>
+              <w:spacing w:after="0" w:line="240"/>
+            </w:pPr>
+            <w:r>
+              <w:rPr>
+                <w:rFonts w:ascii="Calibri" w:cs="Calibri" w:eastAsia="Calibri" w:hAnsi="Calibri"/>
+                <w:b w:val="false"/>
+                <w:bCs w:val="false"/>
+                <w:color w:val="22303F"/>
+                <w:sz w:val="18"/>
+                <w:szCs w:val="18"/>
+              </w:rPr>
+              <w:t xml:space="preserve">Internal (or Dmz for the public front-end)</w:t>
+            </w:r>
+          </w:p>
+        </w:tc>
+      </w:tr>
+      <w:tr>
+        <w:tc>
+          <w:tcPr>
+            <w:tcW w:type="dxa" w:w="4200"/>
+            <w:tcMar>
+              <w:top w:type="dxa" w:w="40"/>
+              <w:left w:type="dxa" w:w="70"/>
+              <w:bottom w:type="dxa" w:w="40"/>
+              <w:right w:type="dxa" w:w="70"/>
+            </w:tcMar>
+          </w:tcPr>
+          <w:p>
+            <w:pPr>
+              <w:spacing w:after="0" w:line="240"/>
+            </w:pPr>
+            <w:r>
+              <w:rPr>
+                <w:rFonts w:ascii="Calibri" w:cs="Calibri" w:eastAsia="Calibri" w:hAnsi="Calibri"/>
+                <w:b w:val="false"/>
+                <w:bCs w:val="false"/>
+                <w:color w:val="22303F"/>
+                <w:sz w:val="18"/>
+                <w:szCs w:val="18"/>
+              </w:rPr>
+              <w:t xml:space="preserve">SelfService__PortalUrl / __InternalUrl</w:t>
+            </w:r>
+          </w:p>
+        </w:tc>
+        <w:tc>
+          <w:tcPr>
+            <w:tcW w:type="dxa" w:w="5300"/>
+            <w:tcMar>
+              <w:top w:type="dxa" w:w="40"/>
+              <w:left w:type="dxa" w:w="70"/>
+              <w:bottom w:type="dxa" w:w="40"/>
+              <w:right w:type="dxa" w:w="70"/>
+            </w:tcMar>
+          </w:tcPr>
+          <w:p>
+            <w:pPr>
+              <w:spacing w:after="0" w:line="240"/>
+            </w:pPr>
+            <w:r>
+              <w:rPr>
+                <w:rFonts w:ascii="Calibri" w:cs="Calibri" w:eastAsia="Calibri" w:hAnsi="Calibri"/>
+                <w:b w:val="false"/>
+                <w:bCs w:val="false"/>
+                <w:color w:val="22303F"/>
+                <w:sz w:val="18"/>
+                <w:szCs w:val="18"/>
+              </w:rPr>
+              <w:t xml:space="preserve">(public / internal base URLs)</w:t>
+            </w:r>
+          </w:p>
+        </w:tc>
+      </w:tr>
+      <w:tr>
+        <w:tc>
+          <w:tcPr>
+            <w:tcW w:type="dxa" w:w="4200"/>
+            <w:shd w:fill="F1F4F9" w:color="auto" w:val="clear"/>
+            <w:tcMar>
+              <w:top w:type="dxa" w:w="40"/>
+              <w:left w:type="dxa" w:w="70"/>
+              <w:bottom w:type="dxa" w:w="40"/>
+              <w:right w:type="dxa" w:w="70"/>
+            </w:tcMar>
+          </w:tcPr>
+          <w:p>
+            <w:pPr>
+              <w:spacing w:after="0" w:line="240"/>
+            </w:pPr>
+            <w:r>
+              <w:rPr>
+                <w:rFonts w:ascii="Calibri" w:cs="Calibri" w:eastAsia="Calibri" w:hAnsi="Calibri"/>
+                <w:b w:val="false"/>
+                <w:bCs w:val="false"/>
+                <w:color w:val="22303F"/>
+                <w:sz w:val="18"/>
+                <w:szCs w:val="18"/>
+              </w:rPr>
               <w:t xml:space="preserve">ASPNETCORE_FORWARDEDHEADERS_ENABLED</w:t>
             </w:r>
           </w:p>
@@ -1965,6 +2136,7 @@
         <w:tc>
           <w:tcPr>
             <w:tcW w:type="dxa" w:w="5300"/>
+            <w:shd w:fill="F1F4F9" w:color="auto" w:val="clear"/>
             <w:tcMar>
               <w:top w:type="dxa" w:w="40"/>
               <w:left w:type="dxa" w:w="70"/>
@@ -2003,6 +2175,48 @@
           <w:szCs w:val="18"/>
         </w:rPr>
         <w:t xml:space="preserve">Data-Protection keys: on App Service, persist keys to Azure Blob + protect with Key Vault (or use a mounted share) so auth cookies survive restarts and scale-out. Enable 'Always On' and HTTPS-only.</w:t>
+      </w:r>
+    </w:p>
+    <w:p>
+      <w:pPr>
+        <w:spacing w:after="120" w:line="276"/>
+      </w:pPr>
+      <w:r>
+        <w:rPr>
+          <w:rFonts w:ascii="Calibri" w:cs="Calibri" w:eastAsia="Calibri" w:hAnsi="Calibri"/>
+          <w:color w:val="6B7280"/>
+          <w:sz w:val="18"/>
+          <w:szCs w:val="18"/>
+        </w:rPr>
+        <w:t xml:space="preserve">Public registration: leave Auth__AllowSelfRegistration=false (the default) so the public /account/register page stays disabled and accounts are created by administrators.</w:t>
+      </w:r>
+    </w:p>
+    <w:p>
+      <w:pPr>
+        <w:spacing w:after="120" w:line="276"/>
+      </w:pPr>
+      <w:r>
+        <w:rPr>
+          <w:rFonts w:ascii="Calibri" w:cs="Calibri" w:eastAsia="Calibri" w:hAnsi="Calibri"/>
+          <w:color w:val="6B7280"/>
+          <w:sz w:val="18"/>
+          <w:szCs w:val="18"/>
+        </w:rPr>
+        <w:t xml:space="preserve">Scheduled reports: set Reports__SchedulerEnabled=true (optionally Reports__PollSeconds and Reports__TimeZone). Report e-mails are sent as PDF/Excel attachments, so Microsoft Graph or SMTP must be configured — SQL Server Database Mail cannot send attachments, so report deliveries would fail on it.</w:t>
+      </w:r>
+    </w:p>
+    <w:p>
+      <w:pPr>
+        <w:spacing w:after="120" w:line="276"/>
+      </w:pPr>
+      <w:r>
+        <w:rPr>
+          <w:rFonts w:ascii="Calibri" w:cs="Calibri" w:eastAsia="Calibri" w:hAnsi="Calibri"/>
+          <w:color w:val="6B7280"/>
+          <w:sz w:val="18"/>
+          <w:szCs w:val="18"/>
+        </w:rPr>
+        <w:t xml:space="preserve">Break-glass: set BreakGlass__Enabled=true to allow emergency access; the secret is set by an administrator in-app (Settings &gt; Break-Glass Access) and persists as a salted PBKDF2-SHA256 hash in the App_Data secret file (ensure App_Data is writable/persisted). Never store the secret as plaintext or in the database.</w:t>
       </w:r>
     </w:p>
     <w:p>
@@ -2079,6 +2293,20 @@
     </w:p>
     <w:p>
       <w:pPr>
+        <w:spacing w:after="120" w:line="276"/>
+      </w:pPr>
+      <w:r>
+        <w:rPr>
+          <w:rFonts w:ascii="Calibri" w:cs="Calibri" w:eastAsia="Calibri" w:hAnsi="Calibri"/>
+          <w:color w:val="6B7280"/>
+          <w:sz w:val="18"/>
+          <w:szCs w:val="18"/>
+        </w:rPr>
+        <w:t xml:space="preserve">New tables added by recent migrations (NotificationGroups, NotificationGroupUsers, ScheduledReports) are applied automatically by the app's EF Core MigrateAsync on startup — no manual step is required (grant the runtime user db_ddladmin, or pre-apply the idempotent script above).</w:t>
+      </w:r>
+    </w:p>
+    <w:p>
+      <w:pPr>
         <w:pStyle w:val="Heading1"/>
         <w:spacing w:after="120" w:before="260"/>
       </w:pPr>
@@ -2324,6 +2552,42 @@
           <w:szCs w:val="21"/>
         </w:rPr>
         <w:t xml:space="preserve">Secrets: rotate SQL, Graph/SMTP, OCR, Entra and API signing secrets periodically; never commit them. Prefer a certificate over a client secret for the Graph mailing app.</w:t>
+      </w:r>
+    </w:p>
+    <w:p>
+      <w:pPr>
+        <w:pStyle w:val="ListParagraph"/>
+        <w:numPr>
+          <w:ilvl w:val="0"/>
+          <w:numId w:val="2"/>
+        </w:numPr>
+        <w:spacing w:after="60" w:line="264"/>
+      </w:pPr>
+      <w:r>
+        <w:rPr>
+          <w:rFonts w:ascii="Calibri" w:cs="Calibri" w:eastAsia="Calibri" w:hAnsi="Calibri"/>
+          <w:sz w:val="21"/>
+          <w:szCs w:val="21"/>
+        </w:rPr>
+        <w:t xml:space="preserve">Break-glass: keep BreakGlass__Enabled aligned with policy; the emergency secret is managed in-app (Settings &gt; Break-Glass Access) and stored as a salted PBKDF2-SHA256 hash in the App_Data secret file — ensure that path stays writable and persisted across restarts and scale-out, and never place the secret in plaintext or the database.</w:t>
+      </w:r>
+    </w:p>
+    <w:p>
+      <w:pPr>
+        <w:pStyle w:val="ListParagraph"/>
+        <w:numPr>
+          <w:ilvl w:val="0"/>
+          <w:numId w:val="2"/>
+        </w:numPr>
+        <w:spacing w:after="60" w:line="264"/>
+      </w:pPr>
+      <w:r>
+        <w:rPr>
+          <w:rFonts w:ascii="Calibri" w:cs="Calibri" w:eastAsia="Calibri" w:hAnsi="Calibri"/>
+          <w:sz w:val="21"/>
+          <w:szCs w:val="21"/>
+        </w:rPr>
+        <w:t xml:space="preserve">Scheduled reports: report attachments (PDF/Excel) require Microsoft Graph or SMTP; monitor delivery and confirm Reports__SchedulerEnabled/PollSeconds match the intended cadence.</w:t>
       </w:r>
     </w:p>
     <w:p>
